--- a/ТЗ_Электронный журнал кружковой и секционной работы_ГОСТ_34_.docx
+++ b/ТЗ_Электронный журнал кружковой и секционной работы_ГОСТ_34_.docx
@@ -14765,23 +14765,7 @@
           <w:sz w:val="24"/>
           <w:shd w:val="clear" w:fill="auto"/>
         </w:rPr>
-        <w:t>4.3.3 Требования к лингвисти</w:t>
-      </w:r>
-      <w:bookmarkStart w:id="0" w:name="_GoBack"/>
-      <w:bookmarkEnd w:id="0"/>
-      <w:r>
-        <w:rPr>
-          <w:rFonts w:ascii="Times New Roman" w:hAnsi="Times New Roman"/>
-          <w:b/>
-          <w:i w:val="0"/>
-          <w:caps w:val="0"/>
-          <w:smallCaps w:val="0"/>
-          <w:color w:val="000000"/>
-          <w:spacing w:val="0"/>
-          <w:sz w:val="24"/>
-          <w:shd w:val="clear" w:fill="auto"/>
-        </w:rPr>
-        <w:t>ческому обеспечению</w:t>
+        <w:t>4.3.3 Требования к лингвистическому обеспечению</w:t>
       </w:r>
     </w:p>
     <w:p>
@@ -14913,7 +14897,6 @@
           <w:color w:val="000000"/>
           <w:spacing w:val="0"/>
           <w:sz w:val="24"/>
-          <w:highlight w:val="none"/>
           <w:shd w:val="clear" w:fill="auto"/>
         </w:rPr>
       </w:pPr>
@@ -14943,31 +14926,49 @@
         <w:spacing w:before="0" w:after="0"/>
         <w:ind w:left="0" w:right="0" w:firstLine="0"/>
         <w:rPr>
-          <w:rFonts w:ascii="Times New Roman" w:hAnsi="Times New Roman"/>
-          <w:b w:val="0"/>
-          <w:i w:val="0"/>
-          <w:caps w:val="0"/>
-          <w:smallCaps w:val="0"/>
-          <w:color w:val="000000"/>
-          <w:spacing w:val="0"/>
-          <w:sz w:val="24"/>
-          <w:highlight w:val="none"/>
-          <w:shd w:val="clear" w:fill="auto"/>
-        </w:rPr>
-      </w:pPr>
-      <w:r>
-        <w:rPr>
-          <w:rFonts w:ascii="Times New Roman" w:hAnsi="Times New Roman"/>
-          <w:b w:val="0"/>
-          <w:i w:val="0"/>
-          <w:caps w:val="0"/>
-          <w:smallCaps w:val="0"/>
-          <w:color w:val="000000"/>
-          <w:spacing w:val="0"/>
-          <w:sz w:val="24"/>
-          <w:shd w:val="clear" w:fill="auto"/>
-        </w:rPr>
-        <w:t>-pipenv/poetry (менеджер зависимостей).</w:t>
+          <w:rFonts w:hint="default" w:ascii="Times New Roman" w:hAnsi="Times New Roman"/>
+          <w:b w:val="0"/>
+          <w:i w:val="0"/>
+          <w:caps w:val="0"/>
+          <w:smallCaps w:val="0"/>
+          <w:color w:val="000000"/>
+          <w:spacing w:val="0"/>
+          <w:sz w:val="24"/>
+          <w:shd w:val="clear" w:fill="auto"/>
+          <w:lang w:val="en-US"/>
+        </w:rPr>
+      </w:pPr>
+      <w:r>
+        <w:rPr>
+          <w:rFonts w:hint="default"/>
+          <w:b w:val="0"/>
+          <w:i w:val="0"/>
+          <w:caps w:val="0"/>
+          <w:smallCaps w:val="0"/>
+          <w:color w:val="000000"/>
+          <w:spacing w:val="0"/>
+          <w:sz w:val="24"/>
+          <w:shd w:val="clear" w:fill="auto"/>
+          <w:lang w:val="en-US"/>
+        </w:rPr>
+        <w:t>-</w:t>
+      </w:r>
+      <w:bookmarkStart w:id="0" w:name="_GoBack"/>
+      <w:bookmarkEnd w:id="0"/>
+      <w:r>
+        <w:rPr>
+          <w:rFonts w:hint="default" w:ascii="Times New Roman" w:hAnsi="Times New Roman"/>
+          <w:b w:val="0"/>
+          <w:i w:val="0"/>
+          <w:caps w:val="0"/>
+          <w:smallCaps w:val="0"/>
+          <w:color w:val="000000"/>
+          <w:spacing w:val="0"/>
+          <w:sz w:val="24"/>
+          <w:shd w:val="clear" w:fill="auto"/>
+          <w:lang w:val="en-US"/>
+        </w:rPr>
+        <w:t>Qt Creator 20 (20.0.x)</w:t>
       </w:r>
     </w:p>
     <w:p>
@@ -16426,6 +16427,7 @@
         <w:pStyle w:val="5"/>
         <w:widowControl/>
         <w:numPr>
+          <w:ilvl w:val="0"/>
           <w:numId w:val="0"/>
         </w:numPr>
         <w:tabs>
@@ -16481,6 +16483,7 @@
         <w:pStyle w:val="5"/>
         <w:widowControl/>
         <w:numPr>
+          <w:ilvl w:val="0"/>
           <w:numId w:val="0"/>
         </w:numPr>
         <w:tabs>
@@ -16536,6 +16539,7 @@
         <w:pStyle w:val="5"/>
         <w:widowControl/>
         <w:numPr>
+          <w:ilvl w:val="0"/>
           <w:numId w:val="0"/>
         </w:numPr>
         <w:tabs>
@@ -19820,8 +19824,8 @@
     <w:lsdException w:uiPriority="99" w:name="index 7"/>
     <w:lsdException w:uiPriority="99" w:name="index 8"/>
     <w:lsdException w:uiPriority="99" w:name="index 9"/>
-    <w:lsdException w:uiPriority="39" w:semiHidden="0" w:name="toc 1"/>
-    <w:lsdException w:uiPriority="39" w:semiHidden="0" w:name="toc 2"/>
+    <w:lsdException w:qFormat="1" w:uiPriority="39" w:semiHidden="0" w:name="toc 1"/>
+    <w:lsdException w:qFormat="1" w:uiPriority="39" w:semiHidden="0" w:name="toc 2"/>
     <w:lsdException w:uiPriority="39" w:semiHidden="0" w:name="toc 3"/>
     <w:lsdException w:uiPriority="39" w:name="toc 4"/>
     <w:lsdException w:uiPriority="39" w:name="toc 5"/>
@@ -19832,9 +19836,9 @@
     <w:lsdException w:uiPriority="99" w:name="Normal Indent"/>
     <w:lsdException w:uiPriority="99" w:name="footnote text"/>
     <w:lsdException w:uiPriority="99" w:name="annotation text"/>
-    <w:lsdException w:uiPriority="99" w:semiHidden="0" w:name="header"/>
-    <w:lsdException w:uiPriority="99" w:semiHidden="0" w:name="footer"/>
-    <w:lsdException w:unhideWhenUsed="0" w:uiPriority="0" w:semiHidden="0" w:name="index heading"/>
+    <w:lsdException w:qFormat="1" w:uiPriority="99" w:semiHidden="0" w:name="header"/>
+    <w:lsdException w:qFormat="1" w:uiPriority="99" w:semiHidden="0" w:name="footer"/>
+    <w:lsdException w:qFormat="1" w:unhideWhenUsed="0" w:uiPriority="0" w:semiHidden="0" w:name="index heading"/>
     <w:lsdException w:qFormat="1" w:unhideWhenUsed="0" w:uiPriority="0" w:semiHidden="0" w:name="caption"/>
     <w:lsdException w:uiPriority="99" w:name="table of figures"/>
     <w:lsdException w:uiPriority="99" w:name="envelope address"/>
@@ -19848,7 +19852,7 @@
     <w:lsdException w:uiPriority="99" w:name="table of authorities"/>
     <w:lsdException w:uiPriority="99" w:name="macro"/>
     <w:lsdException w:uiPriority="99" w:name="toa heading"/>
-    <w:lsdException w:unhideWhenUsed="0" w:uiPriority="0" w:semiHidden="0" w:name="List"/>
+    <w:lsdException w:qFormat="1" w:unhideWhenUsed="0" w:uiPriority="0" w:semiHidden="0" w:name="List"/>
     <w:lsdException w:uiPriority="99" w:name="List Bullet"/>
     <w:lsdException w:uiPriority="99" w:name="List Number"/>
     <w:lsdException w:uiPriority="99" w:name="List 2"/>
@@ -19904,7 +19908,7 @@
     <w:lsdException w:uiPriority="99" w:name="HTML Sample"/>
     <w:lsdException w:uiPriority="99" w:name="HTML Typewriter"/>
     <w:lsdException w:uiPriority="99" w:name="HTML Variable"/>
-    <w:lsdException w:uiPriority="99" w:name="Normal Table"/>
+    <w:lsdException w:qFormat="1" w:uiPriority="99" w:name="Normal Table"/>
     <w:lsdException w:uiPriority="99" w:name="annotation subject"/>
     <w:lsdException w:uiPriority="99" w:name="Table Simple 1"/>
     <w:lsdException w:uiPriority="99" w:name="Table Simple 2"/>
@@ -20060,6 +20064,7 @@
     <w:name w:val="Normal Table"/>
     <w:semiHidden/>
     <w:unhideWhenUsed/>
+    <w:qFormat/>
     <w:uiPriority w:val="99"/>
     <w:tblPr>
       <w:tblCellMar>
@@ -20152,6 +20157,7 @@
     <w:basedOn w:val="1"/>
     <w:link w:val="23"/>
     <w:unhideWhenUsed/>
+    <w:qFormat/>
     <w:uiPriority w:val="99"/>
     <w:pPr>
       <w:tabs>
@@ -20163,6 +20169,7 @@
   <w:style w:type="paragraph" w:styleId="15">
     <w:name w:val="index heading"/>
     <w:basedOn w:val="16"/>
+    <w:qFormat/>
     <w:uiPriority w:val="0"/>
   </w:style>
   <w:style w:type="paragraph" w:customStyle="1" w:styleId="16">
@@ -20187,6 +20194,7 @@
     <w:next w:val="1"/>
     <w:autoRedefine/>
     <w:unhideWhenUsed/>
+    <w:qFormat/>
     <w:uiPriority w:val="39"/>
     <w:pPr>
       <w:spacing w:before="0" w:after="100"/>
@@ -20210,6 +20218,7 @@
     <w:next w:val="1"/>
     <w:autoRedefine/>
     <w:unhideWhenUsed/>
+    <w:qFormat/>
     <w:uiPriority w:val="39"/>
     <w:pPr>
       <w:spacing w:before="0" w:after="100"/>
@@ -20221,6 +20230,7 @@
     <w:basedOn w:val="1"/>
     <w:link w:val="24"/>
     <w:unhideWhenUsed/>
+    <w:qFormat/>
     <w:uiPriority w:val="99"/>
     <w:pPr>
       <w:tabs>
@@ -20232,6 +20242,7 @@
   <w:style w:type="paragraph" w:styleId="21">
     <w:name w:val="List"/>
     <w:basedOn w:val="5"/>
+    <w:qFormat/>
     <w:uiPriority w:val="0"/>
     <w:rPr>
       <w:rFonts w:cs="Unifont"/>
